--- a/lab8/Lab8_AdrianMutu_FAF-242.docx
+++ b/lab8/Lab8_AdrianMutu_FAF-242.docx
@@ -689,7 +689,7 @@
       <w:r>
         <w:drawing>
           <wp:inline distT="0" distB="0" distL="0" distR="0">
-            <wp:extent cx="4095750" cy="1190625"/>
+            <wp:extent cx="4095750" cy="971492"/>
             <wp:effectExtent t="0" r="0" b="0" l="0"/>
             <wp:docPr id="41" name=""/>
             <wp:cNvGraphicFramePr>
@@ -714,7 +714,7 @@
                   <pic:spPr bwMode="auto">
                     <a:xfrm>
                       <a:off x="0" y="0"/>
-                      <a:ext cx="4095750" cy="1190625"/>
+                      <a:ext cx="4095750" cy="971492"/>
                     </a:xfrm>
                     <a:prstGeom prst="rect">
                       <a:avLst/>
@@ -750,7 +750,7 @@
       <w:r>
         <w:drawing>
           <wp:inline distT="0" distB="0" distL="0" distR="0">
-            <wp:extent cx="4095750" cy="1600200"/>
+            <wp:extent cx="4095750" cy="1405844"/>
             <wp:effectExtent t="0" r="0" b="0" l="0"/>
             <wp:docPr id="42" name=""/>
             <wp:cNvGraphicFramePr>
@@ -775,7 +775,7 @@
                   <pic:spPr bwMode="auto">
                     <a:xfrm>
                       <a:off x="0" y="0"/>
-                      <a:ext cx="4095750" cy="1600200"/>
+                      <a:ext cx="4095750" cy="1405844"/>
                     </a:xfrm>
                     <a:prstGeom prst="rect">
                       <a:avLst/>
@@ -811,7 +811,7 @@
       <w:r>
         <w:drawing>
           <wp:inline distT="0" distB="0" distL="0" distR="0">
-            <wp:extent cx="4095750" cy="942975"/>
+            <wp:extent cx="4095750" cy="769421"/>
             <wp:effectExtent t="0" r="0" b="0" l="0"/>
             <wp:docPr id="43" name=""/>
             <wp:cNvGraphicFramePr>
@@ -836,7 +836,7 @@
                   <pic:spPr bwMode="auto">
                     <a:xfrm>
                       <a:off x="0" y="0"/>
-                      <a:ext cx="4095750" cy="942975"/>
+                      <a:ext cx="4095750" cy="769421"/>
                     </a:xfrm>
                     <a:prstGeom prst="rect">
                       <a:avLst/>
@@ -1085,7 +1085,7 @@
       <w:r>
         <w:drawing>
           <wp:inline distT="0" distB="0" distL="0" distR="0">
-            <wp:extent cx="4095750" cy="2838450"/>
+            <wp:extent cx="4095750" cy="2710784"/>
             <wp:effectExtent t="0" r="0" b="0" l="0"/>
             <wp:docPr id="44" name=""/>
             <wp:cNvGraphicFramePr>
@@ -1110,7 +1110,7 @@
                   <pic:spPr bwMode="auto">
                     <a:xfrm>
                       <a:off x="0" y="0"/>
-                      <a:ext cx="4095750" cy="2838450"/>
+                      <a:ext cx="4095750" cy="2710784"/>
                     </a:xfrm>
                     <a:prstGeom prst="rect">
                       <a:avLst/>
@@ -1146,7 +1146,7 @@
       <w:r>
         <w:drawing>
           <wp:inline distT="0" distB="0" distL="0" distR="0">
-            <wp:extent cx="4095750" cy="885825"/>
+            <wp:extent cx="4095750" cy="666199"/>
             <wp:effectExtent t="0" r="0" b="0" l="0"/>
             <wp:docPr id="45" name=""/>
             <wp:cNvGraphicFramePr>
@@ -1171,7 +1171,7 @@
                   <pic:spPr bwMode="auto">
                     <a:xfrm>
                       <a:off x="0" y="0"/>
-                      <a:ext cx="4095750" cy="885825"/>
+                      <a:ext cx="4095750" cy="666199"/>
                     </a:xfrm>
                     <a:prstGeom prst="rect">
                       <a:avLst/>
@@ -1207,7 +1207,7 @@
       <w:r>
         <w:drawing>
           <wp:inline distT="0" distB="0" distL="0" distR="0">
-            <wp:extent cx="4095750" cy="904875"/>
+            <wp:extent cx="4095750" cy="757341"/>
             <wp:effectExtent t="0" r="0" b="0" l="0"/>
             <wp:docPr id="46" name=""/>
             <wp:cNvGraphicFramePr>
@@ -1232,7 +1232,7 @@
                   <pic:spPr bwMode="auto">
                     <a:xfrm>
                       <a:off x="0" y="0"/>
-                      <a:ext cx="4095750" cy="904875"/>
+                      <a:ext cx="4095750" cy="757341"/>
                     </a:xfrm>
                     <a:prstGeom prst="rect">
                       <a:avLst/>
@@ -1400,7 +1400,7 @@
       <w:r>
         <w:drawing>
           <wp:inline distT="0" distB="0" distL="0" distR="0">
-            <wp:extent cx="4095750" cy="2266950"/>
+            <wp:extent cx="4095750" cy="2047568"/>
             <wp:effectExtent t="0" r="0" b="0" l="0"/>
             <wp:docPr id="47" name=""/>
             <wp:cNvGraphicFramePr>
@@ -1425,7 +1425,7 @@
                   <pic:spPr bwMode="auto">
                     <a:xfrm>
                       <a:off x="0" y="0"/>
-                      <a:ext cx="4095750" cy="2266950"/>
+                      <a:ext cx="4095750" cy="2047568"/>
                     </a:xfrm>
                     <a:prstGeom prst="rect">
                       <a:avLst/>
